--- a/ergebnisse/kaffee/protokolle/KI-Protokoll_2026-10-29.docx
+++ b/ergebnisse/kaffee/protokolle/KI-Protokoll_2026-10-29.docx
@@ -10022,7 +10022,7 @@
                 <w:sz w:val="15"/>
                 <w:szCs w:val="15"/>
               </w:rPr>
-              <w:t xml:space="preserve">Werkzeuge geprüft (LibreOffice Math nachinstalliert); Claude-Dokument auf Feedback in [ ] geprüft (keins); Rollenordner mit rollen_vorbereiten.py angelegt (alle Dateien der Leselisten vorhanden); sechs Prüfer als parallele Hintergrund-Agenten gestartet, jeder nur mit seinem Ordner; jeden Bericht sofort im Repository gesichert; Bündelung nach 04_BUENDELUNG.md mit Arbeitsliste aller 65 Vorschläge, Widersprüchen, Vorgaben und eigener Nachrechnung; Entscheidungsvorlage als Tab „Änderungsvorschläge“ im Claude-Dokument und als Markdown im Repository (ergebnisse/kaffee/)</w:t>
+              <w:t xml:space="preserve">Werkzeuge geprüft (LibreOffice Math nachinstalliert); Claude-Dokument auf Feedback in [ ] geprüft (keins); Rollenordner mit rollen_vorbereiten.py angelegt (alle Dateien der Leselisten vorhanden); sechs Prüfer als parallele Hintergrund-Agenten gestartet, jeder nur mit seinem Ordner; jeden Bericht sofort im Repository gesichert; den Bericht von Codex (Rolle X, Zweig codex/gegenpruefung-rolle-x) als siebten Bericht übernommen; Bündelung nach 04_BUENDELUNG.md mit Arbeitsliste aller 71 Vorschläge, Widersprüchen, Vorgaben und eigener Nachrechnung; Entscheidungsvorlage als Tab „Änderungsvorschläge“ im Claude-Dokument und als Markdown im Repository (ergebnisse/kaffee/)</w:t>
             </w:r>
           </w:p>
         </w:tc>
@@ -10057,7 +10057,7 @@
                 <w:sz w:val="15"/>
                 <w:szCs w:val="15"/>
               </w:rPr>
-              <w:t xml:space="preserve">Sechs Berichte (P, T, D, R, S, G) mit 65 Vorschlägen, gebündelt zu 29 Änderungsvorschlägen Ä1 bis Ä29: 5 muss, 18 sollte, 6 kann; 6 Widersprüche zwischen Rollen, 3 Vorgaben in Frage gestellt (Abschnitt 3.7)</w:t>
+              <w:t xml:space="preserve">Sechs Berichte (P, T, D, R, S, G) und der Bericht von Codex mit zusammen 71 Vorschlägen, gebündelt zu 30 Änderungsvorschlägen Ä1 bis Ä30: 5 muss, 19 sollte, 6 kann; 6 Widersprüche zwischen Rollen, 3 Vorgaben in Frage gestellt (Abschnitt 3.7)</w:t>
             </w:r>
           </w:p>
         </w:tc>
@@ -10092,7 +10092,7 @@
                 <w:sz w:val="15"/>
                 <w:szCs w:val="15"/>
               </w:rPr>
-              <w:t xml:space="preserve">Alle Zahlenbehauptungen der Prüfer mit eigenen Skripten nachgerechnet (lineares Modell, Becher, Kipppunkte, Empfindlichkeit, Versuch nach 30, 40 und 60 min, Exponent 4/3, eigenes Verdunstungsmodell); Quellenbefunde selbst geöffnet (Brown &amp; Diller 2008, Abraham &amp; Diller 2019, Ferreira 2025, Rees &amp; Viney 1988, IARC-Link)</w:t>
+              <w:t xml:space="preserve">Alle Zahlenbehauptungen der Prüfer und von Codex mit eigenen Skripten nachgerechnet (lineares Modell, Becher, Kipppunkte, Empfindlichkeit, Versuch nach 30, 40 und 60 min, Exponent 4/3 und 1,6, eigenes Verdunstungsmodell); Quellenbefunde selbst geöffnet (Brown &amp; Diller 2008, Abraham &amp; Diller 2019, Ferreira 2025, Rees &amp; Viney 1988, IARC-Link)</w:t>
             </w:r>
           </w:p>
         </w:tc>
@@ -10167,7 +10167,7 @@
                 <w:sz w:val="15"/>
                 <w:szCs w:val="15"/>
               </w:rPr>
-              <w:t xml:space="preserve"> 17 statt 15 W/(m²·K) bei 200 cm²); die Wortzahlen von P und D sind unterschiedlich gezählt und nicht verwendet. Der Bericht von Codex (Rolle X) lag beim Bündeln nicht vor und wird nachgetragen. In der Arbeitsumgebung fehlte LibreOffice Math, ohne das Word-Formeln beim Umwandeln nach PDF verschwinden (von Rolle G bemerkt). Das Paket war für die Claude-App geschrieben; Projektablage und Arbeitsstand-ZIP sind durch das Repository ersetzt (CLAUDE.md).</w:t>
+              <w:t xml:space="preserve"> 17 statt 15 W/(m²·K) bei 200 cm²); die Wortzahlen von P und D sind unterschiedlich gezählt und nicht verwendet. Der Bericht von Codex kam nach der ersten Bündelung und wurde nachträglich eingearbeitet (Tab, Vorlage, Bündelung). Aus Codex1 und Tech2 zusammen folgt, dass das Signal im Versuch kleiner sein kann als im Entwurf angekündigt (Ä6 angepasst). In der Arbeitsumgebung fehlte LibreOffice Math, ohne das Word-Formeln beim Umwandeln nach PDF verschwinden (von Rolle G bemerkt). Das Paket war für die Claude-App geschrieben; Projektablage und Arbeitsstand-ZIP sind durch das Repository ersetzt (CLAUDE.md).</w:t>
             </w:r>
           </w:p>
         </w:tc>
@@ -25933,7 +25933,7 @@
         <w:jc w:val="both"/>
       </w:pPr>
       <w:r>
-        <w:t xml:space="preserve">Sechs Prüferinnen und Prüfer mit getrennten Rollen (Professorin, Technik, Didaktik, Recherche, Studierende, Gestaltung), eigenen Leselisten und Obergrenzen für Websuchen haben Aufgabe und Lösung am 29.10.2026 parallel geprüft und 65 Vorschläge gemacht; die Koordination hat sie zu 29 Änderungsvorschlägen gebündelt und alle Zahlen nachgerechnet. Kein Ergebnis auf Blatt und Lösung war falsch gerechnet; die Befunde betreffen die Modellannahmen in Teil g, Umfang und Versuch, die Inszenierung der Vorhersagen, Annahmen und Plausibilität, Quellen und die Gestaltung. Berichte, Bündelung und Entscheidungsvorlage liegen im Repository unter ergebnisse/kaffee/ und im Tab „Änderungsvorschläge“ des Claude-Dokuments; über die Vorschläge entscheidet die Tutoriumsleitung (D93 ff.).</w:t>
+        <w:t xml:space="preserve">Sechs Prüferinnen und Prüfer mit getrennten Rollen (Professorin, Technik, Didaktik, Recherche, Studierende, Gestaltung), eigenen Leselisten und Obergrenzen für Websuchen haben Aufgabe und Lösung am 29.10.2026 parallel geprüft; Codex (OpenAI) hat als unabhängige Rolle X ohne Websuche gegengeprüft. Zusammen 71 Vorschläge; die Koordination hat sie zu 30 Änderungsvorschlägen gebündelt und alle Zahlen nachgerechnet. Codex und die Claude-Prüfer stimmen in allen Zahlen und den wichtigsten Modellgrenzen überein; Codex stuft Teil g nur als „sollte“ ein und will den Schaum mit ausdrücklicher Idealisierung behalten. Kein Ergebnis auf Blatt und Lösung war falsch gerechnet; die Befunde betreffen die Modellannahmen in Teil g, Umfang und Versuch, die Inszenierung der Vorhersagen, Annahmen und Plausibilität, Quellen und die Gestaltung. Berichte, Bündelung und Entscheidungsvorlage liegen im Repository unter ergebnisse/kaffee/ und im Tab „Änderungsvorschläge“ des Claude-Dokuments; über die Vorschläge entscheidet die Tutoriumsleitung (D93 ff.).</w:t>
       </w:r>
     </w:p>
     <w:tbl>
@@ -26135,7 +26135,7 @@
                 <w:sz w:val="16"/>
                 <w:szCs w:val="16"/>
               </w:rPr>
-              <w:t xml:space="preserve">von P, T, D, R und S und von der Koordination unabhängig nachgerechnet; Abweichungen nur in der letzten Stelle</w:t>
+              <w:t xml:space="preserve">von P, T, D, R, S, Codex und der Koordination unabhängig nachgerechnet; Abweichungen nur in der letzten Stelle</w:t>
             </w:r>
           </w:p>
         </w:tc>
@@ -26403,7 +26403,7 @@
                 <w:sz w:val="16"/>
                 <w:szCs w:val="16"/>
               </w:rPr>
-              <w:t xml:space="preserve"> in Tasse 1 heben den Vorsprung von Tasse 2 auf, 10 % weniger drehen ihn um (vier Rollen)</w:t>
+              <w:t xml:space="preserve"> in Tasse 1 heben den Vorsprung von Tasse 2 auf, 10 % weniger drehen ihn um (vier Rollen und Codex); die späte Portion muss mindestens 50,6 °C haben</w:t>
             </w:r>
           </w:p>
         </w:tc>
@@ -27120,7 +27120,7 @@
                 <w:sz w:val="16"/>
                 <w:szCs w:val="16"/>
               </w:rPr>
-              <w:t xml:space="preserve">Kipppunkt 47 °C</w:t>
+              <w:t xml:space="preserve">h (2): Milch neben der Tasse wird höchstens 20 °C warm</w:t>
             </w:r>
           </w:p>
         </w:tc>
@@ -27154,47 +27154,7 @@
                 <w:sz w:val="16"/>
                 <w:szCs w:val="16"/>
               </w:rPr>
-              <w:t xml:space="preserve">gilt für gleiches </w:t>
-            </w:r>
-            <w:r>
-              <w:rPr>
-                <w:b w:val="false"/>
-                <w:bCs w:val="false"/>
-                <w:i/>
-                <w:iCs/>
-                <w:sz w:val="16"/>
-                <w:szCs w:val="16"/>
-              </w:rPr>
-              <w:t xml:space="preserve">kA</w:t>
-            </w:r>
-            <w:r>
-              <w:rPr>
-                <w:b w:val="false"/>
-                <w:bCs w:val="false"/>
-                <w:sz w:val="16"/>
-                <w:szCs w:val="16"/>
-              </w:rPr>
-              <w:t xml:space="preserve">; 37 °C bei 5 % mehr, 58 °C bei 5 % weniger </w:t>
-            </w:r>
-            <w:r>
-              <w:rPr>
-                <w:b w:val="false"/>
-                <w:bCs w:val="false"/>
-                <w:i/>
-                <w:iCs/>
-                <w:sz w:val="16"/>
-                <w:szCs w:val="16"/>
-              </w:rPr>
-              <w:t xml:space="preserve">kA</w:t>
-            </w:r>
-            <w:r>
-              <w:rPr>
-                <w:b w:val="false"/>
-                <w:bCs w:val="false"/>
-                <w:sz w:val="16"/>
-                <w:szCs w:val="16"/>
-              </w:rPr>
-              <w:t xml:space="preserve"> in Tasse 1, rund 50 °C mit dem Exponenten 4/3</w:t>
+              <w:t xml:space="preserve">gilt nur, wenn allein die Raumluft sie erwärmt; Wärme vom heißen Becher ist nicht ausgeschlossen, und schon 35,3 °C in der späten Portion brächten Tasse 2 auf die Temperatur von Tasse 1 (Codex)</w:t>
             </w:r>
           </w:p>
         </w:tc>
@@ -27228,7 +27188,7 @@
                 <w:sz w:val="16"/>
                 <w:szCs w:val="16"/>
               </w:rPr>
-              <w:t xml:space="preserve">vorgeschlagen: als Modellwert kennzeichnen (Ä17)</w:t>
+              <w:t xml:space="preserve">vorgeschlagen: Wärmequelle in h (2) eingrenzen (Ä30)</w:t>
             </w:r>
           </w:p>
         </w:tc>
@@ -27268,7 +27228,7 @@
                 <w:sz w:val="16"/>
                 <w:szCs w:val="16"/>
               </w:rPr>
-              <w:t xml:space="preserve">Lösung a: „Die Wärme, die der Kaffee abgibt, nimmt die Milch auf“</w:t>
+              <w:t xml:space="preserve">Kipppunkt 47 °C</w:t>
             </w:r>
           </w:p>
         </w:tc>
@@ -27303,42 +27263,7 @@
                 <w:sz w:val="16"/>
                 <w:szCs w:val="16"/>
               </w:rPr>
-              <w:t xml:space="preserve">beim Mischen geht keine Wärme über die Systemgrenze; bilanziert wird die innere Energie</w:t>
-            </w:r>
-          </w:p>
-        </w:tc>
-        <w:tc>
-          <w:tcPr>
-            <w:tcW w:type="dxa" w:w="2470"/>
-            <w:tcBorders>
-              <w:top w:val="single" w:color="C9D3EE" w:sz="4"/>
-              <w:left w:val="single" w:color="C9D3EE" w:sz="4"/>
-              <w:bottom w:val="single" w:color="C9D3EE" w:sz="4"/>
-              <w:right w:val="single" w:color="C9D3EE" w:sz="4"/>
-            </w:tcBorders>
-            <w:shd w:fill="F6F8FC" w:color="auto" w:val="clear"/>
-            <w:tcMar>
-              <w:top w:type="dxa" w:w="60"/>
-              <w:left w:type="dxa" w:w="100"/>
-              <w:bottom w:type="dxa" w:w="60"/>
-              <w:right w:type="dxa" w:w="100"/>
-            </w:tcMar>
-            <w:vAlign w:val="top"/>
-          </w:tcPr>
-          <w:p>
-            <w:pPr>
-              <w:keepNext w:val="false"/>
-              <w:spacing w:after="10" w:before="10" w:line="252" w:lineRule="auto"/>
-              <w:jc w:val="left"/>
-            </w:pPr>
-            <w:r>
-              <w:rPr>
-                <w:b w:val="false"/>
-                <w:bCs w:val="false"/>
-                <w:sz w:val="16"/>
-                <w:szCs w:val="16"/>
-              </w:rPr>
-              <w:t xml:space="preserve">vorgeschlagen: Mischbilanz als </w:t>
+              <w:t xml:space="preserve">gilt für gleiches </w:t>
             </w:r>
             <w:r>
               <w:rPr>
@@ -27349,26 +27274,16 @@
                 <w:sz w:val="16"/>
                 <w:szCs w:val="16"/>
               </w:rPr>
-              <w:t xml:space="preserve">U</w:t>
-            </w:r>
-            <w:r>
-              <w:rPr>
-                <w:b w:val="false"/>
-                <w:bCs w:val="false"/>
-                <w:sz w:val="16"/>
-                <w:szCs w:val="16"/>
-                <w:vertAlign w:val="subscript"/>
-              </w:rPr>
-              <w:t xml:space="preserve">nachher</w:t>
-            </w:r>
-            <w:r>
-              <w:rPr>
-                <w:b w:val="false"/>
-                <w:bCs w:val="false"/>
-                <w:sz w:val="16"/>
-                <w:szCs w:val="16"/>
-              </w:rPr>
-              <w:t xml:space="preserve"> = </w:t>
+              <w:t xml:space="preserve">kA</w:t>
+            </w:r>
+            <w:r>
+              <w:rPr>
+                <w:b w:val="false"/>
+                <w:bCs w:val="false"/>
+                <w:sz w:val="16"/>
+                <w:szCs w:val="16"/>
+              </w:rPr>
+              <w:t xml:space="preserve">; 37 °C bei 5 % mehr, 58 °C bei 5 % weniger </w:t>
             </w:r>
             <w:r>
               <w:rPr>
@@ -27379,26 +27294,51 @@
                 <w:sz w:val="16"/>
                 <w:szCs w:val="16"/>
               </w:rPr>
-              <w:t xml:space="preserve">U</w:t>
-            </w:r>
-            <w:r>
-              <w:rPr>
-                <w:b w:val="false"/>
-                <w:bCs w:val="false"/>
-                <w:sz w:val="16"/>
-                <w:szCs w:val="16"/>
-                <w:vertAlign w:val="subscript"/>
-              </w:rPr>
-              <w:t xml:space="preserve">vorher</w:t>
-            </w:r>
-            <w:r>
-              <w:rPr>
-                <w:b w:val="false"/>
-                <w:bCs w:val="false"/>
-                <w:sz w:val="16"/>
-                <w:szCs w:val="16"/>
-              </w:rPr>
-              <w:t xml:space="preserve"> (Ä10)</w:t>
+              <w:t xml:space="preserve">kA</w:t>
+            </w:r>
+            <w:r>
+              <w:rPr>
+                <w:b w:val="false"/>
+                <w:bCs w:val="false"/>
+                <w:sz w:val="16"/>
+                <w:szCs w:val="16"/>
+              </w:rPr>
+              <w:t xml:space="preserve"> in Tasse 1, rund 50 °C mit dem Exponenten 4/3</w:t>
+            </w:r>
+          </w:p>
+        </w:tc>
+        <w:tc>
+          <w:tcPr>
+            <w:tcW w:type="dxa" w:w="2470"/>
+            <w:tcBorders>
+              <w:top w:val="single" w:color="C9D3EE" w:sz="4"/>
+              <w:left w:val="single" w:color="C9D3EE" w:sz="4"/>
+              <w:bottom w:val="single" w:color="C9D3EE" w:sz="4"/>
+              <w:right w:val="single" w:color="C9D3EE" w:sz="4"/>
+            </w:tcBorders>
+            <w:shd w:fill="F6F8FC" w:color="auto" w:val="clear"/>
+            <w:tcMar>
+              <w:top w:type="dxa" w:w="60"/>
+              <w:left w:type="dxa" w:w="100"/>
+              <w:bottom w:type="dxa" w:w="60"/>
+              <w:right w:type="dxa" w:w="100"/>
+            </w:tcMar>
+            <w:vAlign w:val="top"/>
+          </w:tcPr>
+          <w:p>
+            <w:pPr>
+              <w:keepNext w:val="false"/>
+              <w:spacing w:after="10" w:before="10" w:line="252" w:lineRule="auto"/>
+              <w:jc w:val="left"/>
+            </w:pPr>
+            <w:r>
+              <w:rPr>
+                <w:b w:val="false"/>
+                <w:bCs w:val="false"/>
+                <w:sz w:val="16"/>
+                <w:szCs w:val="16"/>
+              </w:rPr>
+              <w:t xml:space="preserve">vorgeschlagen: als Modellwert kennzeichnen (Ä17)</w:t>
             </w:r>
           </w:p>
         </w:tc>
@@ -27437,7 +27377,7 @@
                 <w:sz w:val="16"/>
                 <w:szCs w:val="16"/>
               </w:rPr>
-              <w:t xml:space="preserve">Quellen: IARC-Link, Herleitung der 80 °C, Ferreira, Condoret</w:t>
+              <w:t xml:space="preserve">Lösung a: „Die Wärme, die der Kaffee abgibt, nimmt die Milch auf“</w:t>
             </w:r>
           </w:p>
         </w:tc>
@@ -27471,7 +27411,7 @@
                 <w:sz w:val="16"/>
                 <w:szCs w:val="16"/>
               </w:rPr>
-              <w:t xml:space="preserve">IARC-Link tot (404); Brown &amp; Diller nennen Serviertemperaturen, die Kette Brühen, Kanne, Tasse steht bei Abraham &amp; Diller (2019); Ferreira ohne Titel und DOI; Condoret Tab. 2 nicht einsehbar</w:t>
+              <w:t xml:space="preserve">beim Mischen geht keine Wärme über die Systemgrenze; bilanziert wird die innere Energie</w:t>
             </w:r>
           </w:p>
         </w:tc>
@@ -27505,7 +27445,67 @@
                 <w:sz w:val="16"/>
                 <w:szCs w:val="16"/>
               </w:rPr>
-              <w:t xml:space="preserve">vorgeschlagen: Quellen korrigieren (Ä19)</w:t>
+              <w:t xml:space="preserve">vorgeschlagen: Mischbilanz als </w:t>
+            </w:r>
+            <w:r>
+              <w:rPr>
+                <w:b w:val="false"/>
+                <w:bCs w:val="false"/>
+                <w:i/>
+                <w:iCs/>
+                <w:sz w:val="16"/>
+                <w:szCs w:val="16"/>
+              </w:rPr>
+              <w:t xml:space="preserve">U</w:t>
+            </w:r>
+            <w:r>
+              <w:rPr>
+                <w:b w:val="false"/>
+                <w:bCs w:val="false"/>
+                <w:sz w:val="16"/>
+                <w:szCs w:val="16"/>
+                <w:vertAlign w:val="subscript"/>
+              </w:rPr>
+              <w:t xml:space="preserve">nachher</w:t>
+            </w:r>
+            <w:r>
+              <w:rPr>
+                <w:b w:val="false"/>
+                <w:bCs w:val="false"/>
+                <w:sz w:val="16"/>
+                <w:szCs w:val="16"/>
+              </w:rPr>
+              <w:t xml:space="preserve"> = </w:t>
+            </w:r>
+            <w:r>
+              <w:rPr>
+                <w:b w:val="false"/>
+                <w:bCs w:val="false"/>
+                <w:i/>
+                <w:iCs/>
+                <w:sz w:val="16"/>
+                <w:szCs w:val="16"/>
+              </w:rPr>
+              <w:t xml:space="preserve">U</w:t>
+            </w:r>
+            <w:r>
+              <w:rPr>
+                <w:b w:val="false"/>
+                <w:bCs w:val="false"/>
+                <w:sz w:val="16"/>
+                <w:szCs w:val="16"/>
+                <w:vertAlign w:val="subscript"/>
+              </w:rPr>
+              <w:t xml:space="preserve">vorher</w:t>
+            </w:r>
+            <w:r>
+              <w:rPr>
+                <w:b w:val="false"/>
+                <w:bCs w:val="false"/>
+                <w:sz w:val="16"/>
+                <w:szCs w:val="16"/>
+              </w:rPr>
+              <w:t xml:space="preserve"> (Ä10)</w:t>
             </w:r>
           </w:p>
         </w:tc>
@@ -27545,7 +27545,7 @@
                 <w:sz w:val="16"/>
                 <w:szCs w:val="16"/>
               </w:rPr>
-              <w:t xml:space="preserve">Gestaltung: Titel, Überschriften und Text im PDF</w:t>
+              <w:t xml:space="preserve">Quellen: IARC-Link, Herleitung der 80 °C, Ferreira, Condoret</w:t>
             </w:r>
           </w:p>
         </w:tc>
@@ -27580,7 +27580,7 @@
                 <w:sz w:val="16"/>
                 <w:szCs w:val="16"/>
               </w:rPr>
-              <w:t xml:space="preserve">alle 10,9 pt, Word weicht ab; die ersten drei Seiten der Lösung sind vom Blatt nicht zu unterscheiden; Abb. L2 zeigt Mischsprung und Schnittpunkt nicht</w:t>
+              <w:t xml:space="preserve">IARC-Link tot (404); Brown &amp; Diller nennen Serviertemperaturen, die Kette Brühen, Kanne, Tasse steht bei Abraham &amp; Diller (2019); Ferreira ohne Titel und DOI; Condoret Tab. 2 nicht einsehbar</w:t>
             </w:r>
           </w:p>
         </w:tc>
@@ -27615,7 +27615,7 @@
                 <w:sz w:val="16"/>
                 <w:szCs w:val="16"/>
               </w:rPr>
-              <w:t xml:space="preserve">vorgeschlagen: Hierarchie nach Tutoriumsblatt 6, Lösung kennzeichnen, Abb. L2 neu (Ä18, Ä20, Ä21)</w:t>
+              <w:t xml:space="preserve">vorgeschlagen: Quellen korrigieren (Ä19)</w:t>
             </w:r>
           </w:p>
         </w:tc>
@@ -27654,6 +27654,114 @@
                 <w:sz w:val="16"/>
                 <w:szCs w:val="16"/>
               </w:rPr>
+              <w:t xml:space="preserve">Gestaltung: Titel, Überschriften und Text im PDF</w:t>
+            </w:r>
+          </w:p>
+        </w:tc>
+        <w:tc>
+          <w:tcPr>
+            <w:tcW w:type="dxa" w:w="3600"/>
+            <w:tcBorders>
+              <w:top w:val="single" w:color="C9D3EE" w:sz="4"/>
+              <w:left w:val="single" w:color="C9D3EE" w:sz="4"/>
+              <w:bottom w:val="single" w:color="C9D3EE" w:sz="4"/>
+              <w:right w:val="single" w:color="C9D3EE" w:sz="4"/>
+            </w:tcBorders>
+            <w:tcMar>
+              <w:top w:type="dxa" w:w="60"/>
+              <w:left w:type="dxa" w:w="100"/>
+              <w:bottom w:type="dxa" w:w="60"/>
+              <w:right w:type="dxa" w:w="100"/>
+            </w:tcMar>
+            <w:vAlign w:val="top"/>
+          </w:tcPr>
+          <w:p>
+            <w:pPr>
+              <w:keepNext w:val="false"/>
+              <w:spacing w:after="10" w:before="10" w:line="252" w:lineRule="auto"/>
+              <w:jc w:val="left"/>
+            </w:pPr>
+            <w:r>
+              <w:rPr>
+                <w:b w:val="false"/>
+                <w:bCs w:val="false"/>
+                <w:sz w:val="16"/>
+                <w:szCs w:val="16"/>
+              </w:rPr>
+              <w:t xml:space="preserve">alle 10,9 pt, Word weicht ab; die ersten drei Seiten der Lösung sind vom Blatt nicht zu unterscheiden; Abb. L2 zeigt Mischsprung und Schnittpunkt nicht</w:t>
+            </w:r>
+          </w:p>
+        </w:tc>
+        <w:tc>
+          <w:tcPr>
+            <w:tcW w:type="dxa" w:w="2470"/>
+            <w:tcBorders>
+              <w:top w:val="single" w:color="C9D3EE" w:sz="4"/>
+              <w:left w:val="single" w:color="C9D3EE" w:sz="4"/>
+              <w:bottom w:val="single" w:color="C9D3EE" w:sz="4"/>
+              <w:right w:val="single" w:color="C9D3EE" w:sz="4"/>
+            </w:tcBorders>
+            <w:tcMar>
+              <w:top w:type="dxa" w:w="60"/>
+              <w:left w:type="dxa" w:w="100"/>
+              <w:bottom w:type="dxa" w:w="60"/>
+              <w:right w:type="dxa" w:w="100"/>
+            </w:tcMar>
+            <w:vAlign w:val="top"/>
+          </w:tcPr>
+          <w:p>
+            <w:pPr>
+              <w:keepNext w:val="false"/>
+              <w:spacing w:after="10" w:before="10" w:line="252" w:lineRule="auto"/>
+              <w:jc w:val="left"/>
+            </w:pPr>
+            <w:r>
+              <w:rPr>
+                <w:b w:val="false"/>
+                <w:bCs w:val="false"/>
+                <w:sz w:val="16"/>
+                <w:szCs w:val="16"/>
+              </w:rPr>
+              <w:t xml:space="preserve">vorgeschlagen: Hierarchie nach Tutoriumsblatt 6, Lösung kennzeichnen, Abb. L2 neu (Ä18, Ä20, Ä21)</w:t>
+            </w:r>
+          </w:p>
+        </w:tc>
+      </w:tr>
+      <w:tr>
+        <w:trPr>
+          <w:cantSplit/>
+        </w:trPr>
+        <w:tc>
+          <w:tcPr>
+            <w:tcW w:type="dxa" w:w="3000"/>
+            <w:tcBorders>
+              <w:top w:val="single" w:color="C9D3EE" w:sz="4"/>
+              <w:left w:val="single" w:color="C9D3EE" w:sz="4"/>
+              <w:bottom w:val="single" w:color="C9D3EE" w:sz="4"/>
+              <w:right w:val="single" w:color="C9D3EE" w:sz="4"/>
+            </w:tcBorders>
+            <w:shd w:fill="F6F8FC" w:color="auto" w:val="clear"/>
+            <w:tcMar>
+              <w:top w:type="dxa" w:w="60"/>
+              <w:left w:type="dxa" w:w="100"/>
+              <w:bottom w:type="dxa" w:w="60"/>
+              <w:right w:type="dxa" w:w="100"/>
+            </w:tcMar>
+            <w:vAlign w:val="top"/>
+          </w:tcPr>
+          <w:p>
+            <w:pPr>
+              <w:keepNext w:val="false"/>
+              <w:spacing w:after="10" w:before="10" w:line="252" w:lineRule="auto"/>
+              <w:jc w:val="left"/>
+            </w:pPr>
+            <w:r>
+              <w:rPr>
+                <w:b w:val="false"/>
+                <w:bCs w:val="false"/>
+                <w:sz w:val="16"/>
+                <w:szCs w:val="16"/>
+              </w:rPr>
               <w:t xml:space="preserve">Hauptaussage „Milch sofort, Tasse 1 bleibt wärmer“</w:t>
             </w:r>
           </w:p>
@@ -27667,6 +27775,7 @@
               <w:bottom w:val="single" w:color="C9D3EE" w:sz="4"/>
               <w:right w:val="single" w:color="C9D3EE" w:sz="4"/>
             </w:tcBorders>
+            <w:shd w:fill="F6F8FC" w:color="auto" w:val="clear"/>
             <w:tcMar>
               <w:top w:type="dxa" w:w="60"/>
               <w:left w:type="dxa" w:w="100"/>
@@ -27701,6 +27810,7 @@
               <w:bottom w:val="single" w:color="C9D3EE" w:sz="4"/>
               <w:right w:val="single" w:color="C9D3EE" w:sz="4"/>
             </w:tcBorders>
+            <w:shd w:fill="F6F8FC" w:color="auto" w:val="clear"/>
             <w:tcMar>
               <w:top w:type="dxa" w:w="60"/>
               <w:left w:type="dxa" w:w="100"/>
@@ -31623,7 +31733,7 @@
                 <w:sz w:val="17"/>
                 <w:szCs w:val="17"/>
               </w:rPr>
-              <w:t xml:space="preserve">Unabhängige Prüfung der Kaffee-Aufgabe mit sechs Rollen (K34, Abschnitt 3.7); Reproduzierbarkeit ergänzt</w:t>
+              <w:t xml:space="preserve">Unabhängige Prüfung der Kaffee-Aufgabe mit sechs Rollen und Gegenprüfung durch Codex (K34, Abschnitt 3.7); Reproduzierbarkeit ergänzt</w:t>
             </w:r>
           </w:p>
         </w:tc>
